--- a/סיכום.docx
+++ b/סיכום.docx
@@ -555,7 +555,6 @@
     <w:p>
       <w:pPr>
         <w:rPr>
-          <w:rFonts w:hint="cs"/>
           <w:rtl/>
         </w:rPr>
       </w:pPr>
@@ -683,8 +682,807 @@
           <w:rtl/>
         </w:rPr>
       </w:pPr>
+      <w:r>
+        <w:rPr>
+          <w:rFonts w:hint="cs"/>
+          <w:rtl/>
+        </w:rPr>
+        <w:t>טבלת התנגדויות:</w:t>
+      </w:r>
+    </w:p>
+    <w:tbl>
+      <w:tblPr>
+        <w:tblW w:w="0" w:type="dxa"/>
+        <w:tblCellMar>
+          <w:left w:w="0" w:type="dxa"/>
+          <w:right w:w="0" w:type="dxa"/>
+        </w:tblCellMar>
+        <w:tblLook w:val="04A0" w:firstRow="1" w:lastRow="0" w:firstColumn="1" w:lastColumn="0" w:noHBand="0" w:noVBand="1"/>
+      </w:tblPr>
+      <w:tblGrid>
+        <w:gridCol w:w="1946"/>
+        <w:gridCol w:w="919"/>
+      </w:tblGrid>
+      <w:tr>
+        <w:trPr>
+          <w:trHeight w:val="315"/>
+        </w:trPr>
+        <w:tc>
+          <w:tcPr>
+            <w:tcW w:w="0" w:type="auto"/>
+            <w:tcBorders>
+              <w:top w:val="single" w:sz="6" w:space="0" w:color="284E3F"/>
+              <w:left w:val="single" w:sz="6" w:space="0" w:color="284E3F"/>
+              <w:bottom w:val="single" w:sz="6" w:space="0" w:color="284E3F"/>
+              <w:right w:val="single" w:sz="6" w:space="0" w:color="356854"/>
+            </w:tcBorders>
+            <w:shd w:val="clear" w:color="auto" w:fill="356854"/>
+            <w:tcMar>
+              <w:top w:w="30" w:type="dxa"/>
+              <w:left w:w="120" w:type="dxa"/>
+              <w:bottom w:w="30" w:type="dxa"/>
+              <w:right w:w="120" w:type="dxa"/>
+            </w:tcMar>
+            <w:vAlign w:val="center"/>
+            <w:hideMark/>
+          </w:tcPr>
+          <w:p>
+            <w:pPr>
+              <w:bidi w:val="0"/>
+              <w:spacing w:after="0" w:line="240" w:lineRule="auto"/>
+              <w:rPr>
+                <w:rFonts w:ascii="Roboto" w:eastAsia="Times New Roman" w:hAnsi="Roboto" w:cs="Arial"/>
+                <w:color w:val="FFFFFF"/>
+                <w:sz w:val="20"/>
+                <w:szCs w:val="20"/>
+              </w:rPr>
+            </w:pPr>
+            <w:r>
+              <w:rPr>
+                <w:rFonts w:ascii="Roboto" w:eastAsia="Times New Roman" w:hAnsi="Roboto" w:cs="Arial"/>
+                <w:color w:val="FFFFFF"/>
+                <w:sz w:val="20"/>
+                <w:szCs w:val="20"/>
+                <w:rtl/>
+              </w:rPr>
+              <w:t xml:space="preserve">נקודות מדידה </w:t>
+            </w:r>
+          </w:p>
+        </w:tc>
+        <w:tc>
+          <w:tcPr>
+            <w:tcW w:w="0" w:type="auto"/>
+            <w:tcBorders>
+              <w:top w:val="single" w:sz="6" w:space="0" w:color="284E3F"/>
+              <w:left w:val="single" w:sz="6" w:space="0" w:color="CCCCCC"/>
+              <w:bottom w:val="single" w:sz="6" w:space="0" w:color="284E3F"/>
+              <w:right w:val="single" w:sz="6" w:space="0" w:color="284E3F"/>
+            </w:tcBorders>
+            <w:shd w:val="clear" w:color="auto" w:fill="356854"/>
+            <w:tcMar>
+              <w:top w:w="30" w:type="dxa"/>
+              <w:left w:w="120" w:type="dxa"/>
+              <w:bottom w:w="30" w:type="dxa"/>
+              <w:right w:w="120" w:type="dxa"/>
+            </w:tcMar>
+            <w:vAlign w:val="center"/>
+            <w:hideMark/>
+          </w:tcPr>
+          <w:p>
+            <w:pPr>
+              <w:bidi w:val="0"/>
+              <w:spacing w:after="0" w:line="240" w:lineRule="auto"/>
+              <w:rPr>
+                <w:rFonts w:ascii="Roboto" w:eastAsia="Times New Roman" w:hAnsi="Roboto" w:cs="Arial" w:hint="cs"/>
+                <w:color w:val="FFFFFF"/>
+                <w:sz w:val="20"/>
+                <w:szCs w:val="20"/>
+                <w:rtl/>
+              </w:rPr>
+            </w:pPr>
+            <w:r>
+              <w:rPr>
+                <w:rFonts w:ascii="Roboto" w:eastAsia="Times New Roman" w:hAnsi="Roboto" w:cs="Arial" w:hint="cs"/>
+                <w:color w:val="FFFFFF"/>
+                <w:sz w:val="20"/>
+                <w:szCs w:val="20"/>
+                <w:rtl/>
+              </w:rPr>
+              <w:t>התנגדות</w:t>
+            </w:r>
+          </w:p>
+        </w:tc>
+      </w:tr>
+      <w:tr>
+        <w:trPr>
+          <w:trHeight w:val="315"/>
+        </w:trPr>
+        <w:tc>
+          <w:tcPr>
+            <w:tcW w:w="0" w:type="auto"/>
+            <w:tcBorders>
+              <w:top w:val="single" w:sz="6" w:space="0" w:color="CCCCCC"/>
+              <w:left w:val="single" w:sz="6" w:space="0" w:color="284E3F"/>
+              <w:bottom w:val="single" w:sz="6" w:space="0" w:color="F6F8F9"/>
+              <w:right w:val="single" w:sz="6" w:space="0" w:color="FFFFFF"/>
+            </w:tcBorders>
+            <w:shd w:val="clear" w:color="auto" w:fill="FFFFFF"/>
+            <w:tcMar>
+              <w:top w:w="30" w:type="dxa"/>
+              <w:left w:w="120" w:type="dxa"/>
+              <w:bottom w:w="30" w:type="dxa"/>
+              <w:right w:w="120" w:type="dxa"/>
+            </w:tcMar>
+            <w:vAlign w:val="center"/>
+            <w:hideMark/>
+          </w:tcPr>
+          <w:p>
+            <w:pPr>
+              <w:bidi w:val="0"/>
+              <w:spacing w:after="0" w:line="240" w:lineRule="auto"/>
+              <w:jc w:val="right"/>
+              <w:rPr>
+                <w:rFonts w:ascii="Roboto" w:eastAsia="Times New Roman" w:hAnsi="Roboto" w:cs="Arial"/>
+                <w:color w:val="434343"/>
+                <w:sz w:val="20"/>
+                <w:szCs w:val="20"/>
+              </w:rPr>
+            </w:pPr>
+            <w:r>
+              <w:rPr>
+                <w:rFonts w:ascii="Roboto" w:eastAsia="Times New Roman" w:hAnsi="Roboto" w:cs="Arial"/>
+                <w:color w:val="434343"/>
+                <w:sz w:val="20"/>
+                <w:szCs w:val="20"/>
+              </w:rPr>
+              <w:t xml:space="preserve">E+ </w:t>
+            </w:r>
+            <w:r>
+              <w:rPr>
+                <w:rFonts w:ascii="Roboto" w:eastAsia="Times New Roman" w:hAnsi="Roboto" w:cs="Arial"/>
+                <w:color w:val="434343"/>
+                <w:sz w:val="20"/>
+                <w:szCs w:val="20"/>
+                <w:rtl/>
+              </w:rPr>
+              <w:t>מול</w:t>
+            </w:r>
+            <w:r>
+              <w:rPr>
+                <w:rFonts w:ascii="Roboto" w:eastAsia="Times New Roman" w:hAnsi="Roboto" w:cs="Arial"/>
+                <w:color w:val="434343"/>
+                <w:sz w:val="20"/>
+                <w:szCs w:val="20"/>
+              </w:rPr>
+              <w:t xml:space="preserve"> E− (</w:t>
+            </w:r>
+            <w:r>
+              <w:rPr>
+                <w:rFonts w:ascii="Roboto" w:eastAsia="Times New Roman" w:hAnsi="Roboto" w:cs="Arial"/>
+                <w:color w:val="434343"/>
+                <w:sz w:val="20"/>
+                <w:szCs w:val="20"/>
+                <w:rtl/>
+              </w:rPr>
+              <w:t>קווי הזנה</w:t>
+            </w:r>
+            <w:r>
+              <w:rPr>
+                <w:rFonts w:ascii="Roboto" w:eastAsia="Times New Roman" w:hAnsi="Roboto" w:cs="Arial"/>
+                <w:color w:val="434343"/>
+                <w:sz w:val="20"/>
+                <w:szCs w:val="20"/>
+              </w:rPr>
+              <w:t>)</w:t>
+            </w:r>
+          </w:p>
+        </w:tc>
+        <w:tc>
+          <w:tcPr>
+            <w:tcW w:w="0" w:type="auto"/>
+            <w:tcBorders>
+              <w:top w:val="single" w:sz="6" w:space="0" w:color="CCCCCC"/>
+              <w:left w:val="single" w:sz="6" w:space="0" w:color="CCCCCC"/>
+              <w:bottom w:val="single" w:sz="6" w:space="0" w:color="F6F8F9"/>
+              <w:right w:val="single" w:sz="6" w:space="0" w:color="284E3F"/>
+            </w:tcBorders>
+            <w:shd w:val="clear" w:color="auto" w:fill="FFFFFF"/>
+            <w:tcMar>
+              <w:top w:w="30" w:type="dxa"/>
+              <w:left w:w="120" w:type="dxa"/>
+              <w:bottom w:w="30" w:type="dxa"/>
+              <w:right w:w="120" w:type="dxa"/>
+            </w:tcMar>
+            <w:vAlign w:val="center"/>
+            <w:hideMark/>
+          </w:tcPr>
+          <w:p>
+            <w:pPr>
+              <w:bidi w:val="0"/>
+              <w:spacing w:after="0" w:line="240" w:lineRule="auto"/>
+              <w:rPr>
+                <w:rFonts w:ascii="Roboto" w:eastAsia="Times New Roman" w:hAnsi="Roboto" w:cs="Arial"/>
+                <w:color w:val="434343"/>
+                <w:sz w:val="20"/>
+                <w:szCs w:val="20"/>
+              </w:rPr>
+            </w:pPr>
+            <w:r>
+              <w:rPr>
+                <w:rFonts w:ascii="Roboto" w:eastAsia="Times New Roman" w:hAnsi="Roboto" w:cs="Arial"/>
+                <w:color w:val="434343"/>
+                <w:sz w:val="20"/>
+                <w:szCs w:val="20"/>
+              </w:rPr>
+              <w:t>2000Ω</w:t>
+            </w:r>
+          </w:p>
+        </w:tc>
+      </w:tr>
+      <w:tr>
+        <w:trPr>
+          <w:trHeight w:val="315"/>
+        </w:trPr>
+        <w:tc>
+          <w:tcPr>
+            <w:tcW w:w="0" w:type="auto"/>
+            <w:tcBorders>
+              <w:top w:val="single" w:sz="6" w:space="0" w:color="CCCCCC"/>
+              <w:left w:val="single" w:sz="6" w:space="0" w:color="284E3F"/>
+              <w:bottom w:val="single" w:sz="6" w:space="0" w:color="F6F8F9"/>
+              <w:right w:val="single" w:sz="6" w:space="0" w:color="F6F8F9"/>
+            </w:tcBorders>
+            <w:shd w:val="clear" w:color="auto" w:fill="F6F8F9"/>
+            <w:tcMar>
+              <w:top w:w="30" w:type="dxa"/>
+              <w:left w:w="120" w:type="dxa"/>
+              <w:bottom w:w="30" w:type="dxa"/>
+              <w:right w:w="120" w:type="dxa"/>
+            </w:tcMar>
+            <w:vAlign w:val="center"/>
+            <w:hideMark/>
+          </w:tcPr>
+          <w:p>
+            <w:pPr>
+              <w:bidi w:val="0"/>
+              <w:spacing w:after="0" w:line="240" w:lineRule="auto"/>
+              <w:rPr>
+                <w:rFonts w:ascii="Roboto" w:eastAsia="Times New Roman" w:hAnsi="Roboto" w:cs="Arial"/>
+                <w:color w:val="434343"/>
+                <w:sz w:val="20"/>
+                <w:szCs w:val="20"/>
+              </w:rPr>
+            </w:pPr>
+            <w:r>
+              <w:rPr>
+                <w:rFonts w:ascii="Roboto" w:eastAsia="Times New Roman" w:hAnsi="Roboto" w:cs="Arial"/>
+                <w:color w:val="434343"/>
+                <w:sz w:val="20"/>
+                <w:szCs w:val="20"/>
+              </w:rPr>
+              <w:t xml:space="preserve">A+ </w:t>
+            </w:r>
+            <w:r>
+              <w:rPr>
+                <w:rFonts w:ascii="Roboto" w:eastAsia="Times New Roman" w:hAnsi="Roboto" w:cs="Arial"/>
+                <w:color w:val="434343"/>
+                <w:sz w:val="20"/>
+                <w:szCs w:val="20"/>
+                <w:rtl/>
+              </w:rPr>
+              <w:t>מול</w:t>
+            </w:r>
+            <w:r>
+              <w:rPr>
+                <w:rFonts w:ascii="Roboto" w:eastAsia="Times New Roman" w:hAnsi="Roboto" w:cs="Arial"/>
+                <w:color w:val="434343"/>
+                <w:sz w:val="20"/>
+                <w:szCs w:val="20"/>
+              </w:rPr>
+              <w:t xml:space="preserve"> A− (</w:t>
+            </w:r>
+            <w:r>
+              <w:rPr>
+                <w:rFonts w:ascii="Roboto" w:eastAsia="Times New Roman" w:hAnsi="Roboto" w:cs="Arial"/>
+                <w:color w:val="434343"/>
+                <w:sz w:val="20"/>
+                <w:szCs w:val="20"/>
+                <w:rtl/>
+              </w:rPr>
+              <w:t>קווי אות</w:t>
+            </w:r>
+            <w:r>
+              <w:rPr>
+                <w:rFonts w:ascii="Roboto" w:eastAsia="Times New Roman" w:hAnsi="Roboto" w:cs="Arial"/>
+                <w:color w:val="434343"/>
+                <w:sz w:val="20"/>
+                <w:szCs w:val="20"/>
+              </w:rPr>
+              <w:t>)</w:t>
+            </w:r>
+          </w:p>
+        </w:tc>
+        <w:tc>
+          <w:tcPr>
+            <w:tcW w:w="0" w:type="auto"/>
+            <w:tcBorders>
+              <w:top w:val="single" w:sz="6" w:space="0" w:color="CCCCCC"/>
+              <w:left w:val="single" w:sz="6" w:space="0" w:color="CCCCCC"/>
+              <w:bottom w:val="single" w:sz="6" w:space="0" w:color="F6F8F9"/>
+              <w:right w:val="single" w:sz="6" w:space="0" w:color="284E3F"/>
+            </w:tcBorders>
+            <w:shd w:val="clear" w:color="auto" w:fill="F6F8F9"/>
+            <w:tcMar>
+              <w:top w:w="30" w:type="dxa"/>
+              <w:left w:w="120" w:type="dxa"/>
+              <w:bottom w:w="30" w:type="dxa"/>
+              <w:right w:w="120" w:type="dxa"/>
+            </w:tcMar>
+            <w:vAlign w:val="center"/>
+            <w:hideMark/>
+          </w:tcPr>
+          <w:p>
+            <w:pPr>
+              <w:bidi w:val="0"/>
+              <w:spacing w:after="0" w:line="240" w:lineRule="auto"/>
+              <w:rPr>
+                <w:rFonts w:ascii="Roboto" w:eastAsia="Times New Roman" w:hAnsi="Roboto" w:cs="Arial"/>
+                <w:color w:val="434343"/>
+                <w:sz w:val="20"/>
+                <w:szCs w:val="20"/>
+              </w:rPr>
+            </w:pPr>
+            <w:r>
+              <w:rPr>
+                <w:rFonts w:ascii="Roboto" w:eastAsia="Times New Roman" w:hAnsi="Roboto" w:cs="Arial"/>
+                <w:color w:val="434343"/>
+                <w:sz w:val="20"/>
+                <w:szCs w:val="20"/>
+              </w:rPr>
+              <w:t>2000Ω</w:t>
+            </w:r>
+          </w:p>
+        </w:tc>
+      </w:tr>
+      <w:tr>
+        <w:trPr>
+          <w:trHeight w:val="315"/>
+        </w:trPr>
+        <w:tc>
+          <w:tcPr>
+            <w:tcW w:w="0" w:type="auto"/>
+            <w:tcBorders>
+              <w:top w:val="single" w:sz="6" w:space="0" w:color="CCCCCC"/>
+              <w:left w:val="single" w:sz="6" w:space="0" w:color="284E3F"/>
+              <w:bottom w:val="single" w:sz="6" w:space="0" w:color="F6F8F9"/>
+              <w:right w:val="single" w:sz="6" w:space="0" w:color="FFFFFF"/>
+            </w:tcBorders>
+            <w:shd w:val="clear" w:color="auto" w:fill="FFFFFF"/>
+            <w:tcMar>
+              <w:top w:w="30" w:type="dxa"/>
+              <w:left w:w="120" w:type="dxa"/>
+              <w:bottom w:w="30" w:type="dxa"/>
+              <w:right w:w="120" w:type="dxa"/>
+            </w:tcMar>
+            <w:vAlign w:val="center"/>
+            <w:hideMark/>
+          </w:tcPr>
+          <w:p>
+            <w:pPr>
+              <w:bidi w:val="0"/>
+              <w:spacing w:after="0" w:line="240" w:lineRule="auto"/>
+              <w:rPr>
+                <w:rFonts w:ascii="Roboto" w:eastAsia="Times New Roman" w:hAnsi="Roboto" w:cs="Arial"/>
+                <w:color w:val="434343"/>
+                <w:sz w:val="20"/>
+                <w:szCs w:val="20"/>
+              </w:rPr>
+            </w:pPr>
+            <w:r>
+              <w:rPr>
+                <w:rFonts w:ascii="Roboto" w:eastAsia="Times New Roman" w:hAnsi="Roboto" w:cs="Arial"/>
+                <w:color w:val="434343"/>
+                <w:sz w:val="20"/>
+                <w:szCs w:val="20"/>
+              </w:rPr>
+              <w:t xml:space="preserve">E+ </w:t>
+            </w:r>
+            <w:r>
+              <w:rPr>
+                <w:rFonts w:ascii="Roboto" w:eastAsia="Times New Roman" w:hAnsi="Roboto" w:cs="Arial"/>
+                <w:color w:val="434343"/>
+                <w:sz w:val="20"/>
+                <w:szCs w:val="20"/>
+                <w:rtl/>
+              </w:rPr>
+              <w:t>מול</w:t>
+            </w:r>
+            <w:r>
+              <w:rPr>
+                <w:rFonts w:ascii="Roboto" w:eastAsia="Times New Roman" w:hAnsi="Roboto" w:cs="Arial"/>
+                <w:color w:val="434343"/>
+                <w:sz w:val="20"/>
+                <w:szCs w:val="20"/>
+              </w:rPr>
+              <w:t xml:space="preserve"> A+</w:t>
+            </w:r>
+          </w:p>
+        </w:tc>
+        <w:tc>
+          <w:tcPr>
+            <w:tcW w:w="0" w:type="auto"/>
+            <w:tcBorders>
+              <w:top w:val="single" w:sz="6" w:space="0" w:color="CCCCCC"/>
+              <w:left w:val="single" w:sz="6" w:space="0" w:color="CCCCCC"/>
+              <w:bottom w:val="single" w:sz="6" w:space="0" w:color="F6F8F9"/>
+              <w:right w:val="single" w:sz="6" w:space="0" w:color="284E3F"/>
+            </w:tcBorders>
+            <w:shd w:val="clear" w:color="auto" w:fill="FFFFFF"/>
+            <w:tcMar>
+              <w:top w:w="30" w:type="dxa"/>
+              <w:left w:w="120" w:type="dxa"/>
+              <w:bottom w:w="30" w:type="dxa"/>
+              <w:right w:w="120" w:type="dxa"/>
+            </w:tcMar>
+            <w:vAlign w:val="center"/>
+            <w:hideMark/>
+          </w:tcPr>
+          <w:p>
+            <w:pPr>
+              <w:bidi w:val="0"/>
+              <w:spacing w:after="0" w:line="240" w:lineRule="auto"/>
+              <w:rPr>
+                <w:rFonts w:ascii="Roboto" w:eastAsia="Times New Roman" w:hAnsi="Roboto" w:cs="Arial"/>
+                <w:color w:val="434343"/>
+                <w:sz w:val="20"/>
+                <w:szCs w:val="20"/>
+              </w:rPr>
+            </w:pPr>
+            <w:r>
+              <w:rPr>
+                <w:rFonts w:ascii="Roboto" w:eastAsia="Times New Roman" w:hAnsi="Roboto" w:cs="Arial"/>
+                <w:color w:val="434343"/>
+                <w:sz w:val="20"/>
+                <w:szCs w:val="20"/>
+              </w:rPr>
+              <w:t>1500Ω</w:t>
+            </w:r>
+          </w:p>
+        </w:tc>
+      </w:tr>
+      <w:tr>
+        <w:trPr>
+          <w:trHeight w:val="315"/>
+        </w:trPr>
+        <w:tc>
+          <w:tcPr>
+            <w:tcW w:w="0" w:type="auto"/>
+            <w:tcBorders>
+              <w:top w:val="single" w:sz="6" w:space="0" w:color="CCCCCC"/>
+              <w:left w:val="single" w:sz="6" w:space="0" w:color="284E3F"/>
+              <w:bottom w:val="single" w:sz="6" w:space="0" w:color="F6F8F9"/>
+              <w:right w:val="single" w:sz="6" w:space="0" w:color="F6F8F9"/>
+            </w:tcBorders>
+            <w:shd w:val="clear" w:color="auto" w:fill="F6F8F9"/>
+            <w:tcMar>
+              <w:top w:w="30" w:type="dxa"/>
+              <w:left w:w="120" w:type="dxa"/>
+              <w:bottom w:w="30" w:type="dxa"/>
+              <w:right w:w="120" w:type="dxa"/>
+            </w:tcMar>
+            <w:vAlign w:val="center"/>
+            <w:hideMark/>
+          </w:tcPr>
+          <w:p>
+            <w:pPr>
+              <w:bidi w:val="0"/>
+              <w:spacing w:after="0" w:line="240" w:lineRule="auto"/>
+              <w:rPr>
+                <w:rFonts w:ascii="Roboto" w:eastAsia="Times New Roman" w:hAnsi="Roboto" w:cs="Arial"/>
+                <w:color w:val="434343"/>
+                <w:sz w:val="20"/>
+                <w:szCs w:val="20"/>
+              </w:rPr>
+            </w:pPr>
+            <w:r>
+              <w:rPr>
+                <w:rFonts w:ascii="Roboto" w:eastAsia="Times New Roman" w:hAnsi="Roboto" w:cs="Arial"/>
+                <w:color w:val="434343"/>
+                <w:sz w:val="20"/>
+                <w:szCs w:val="20"/>
+              </w:rPr>
+              <w:t xml:space="preserve">E+ </w:t>
+            </w:r>
+            <w:r>
+              <w:rPr>
+                <w:rFonts w:ascii="Roboto" w:eastAsia="Times New Roman" w:hAnsi="Roboto" w:cs="Arial"/>
+                <w:color w:val="434343"/>
+                <w:sz w:val="20"/>
+                <w:szCs w:val="20"/>
+                <w:rtl/>
+              </w:rPr>
+              <w:t>מול</w:t>
+            </w:r>
+            <w:r>
+              <w:rPr>
+                <w:rFonts w:ascii="Roboto" w:eastAsia="Times New Roman" w:hAnsi="Roboto" w:cs="Arial"/>
+                <w:color w:val="434343"/>
+                <w:sz w:val="20"/>
+                <w:szCs w:val="20"/>
+              </w:rPr>
+              <w:t xml:space="preserve"> A−</w:t>
+            </w:r>
+          </w:p>
+        </w:tc>
+        <w:tc>
+          <w:tcPr>
+            <w:tcW w:w="0" w:type="auto"/>
+            <w:tcBorders>
+              <w:top w:val="single" w:sz="6" w:space="0" w:color="CCCCCC"/>
+              <w:left w:val="single" w:sz="6" w:space="0" w:color="CCCCCC"/>
+              <w:bottom w:val="single" w:sz="6" w:space="0" w:color="F6F8F9"/>
+              <w:right w:val="single" w:sz="6" w:space="0" w:color="284E3F"/>
+            </w:tcBorders>
+            <w:shd w:val="clear" w:color="auto" w:fill="F6F8F9"/>
+            <w:tcMar>
+              <w:top w:w="30" w:type="dxa"/>
+              <w:left w:w="120" w:type="dxa"/>
+              <w:bottom w:w="30" w:type="dxa"/>
+              <w:right w:w="120" w:type="dxa"/>
+            </w:tcMar>
+            <w:vAlign w:val="center"/>
+            <w:hideMark/>
+          </w:tcPr>
+          <w:p>
+            <w:pPr>
+              <w:bidi w:val="0"/>
+              <w:spacing w:after="0" w:line="240" w:lineRule="auto"/>
+              <w:rPr>
+                <w:rFonts w:ascii="Roboto" w:eastAsia="Times New Roman" w:hAnsi="Roboto" w:cs="Arial"/>
+                <w:color w:val="434343"/>
+                <w:sz w:val="20"/>
+                <w:szCs w:val="20"/>
+              </w:rPr>
+            </w:pPr>
+            <w:r>
+              <w:rPr>
+                <w:rFonts w:ascii="Roboto" w:eastAsia="Times New Roman" w:hAnsi="Roboto" w:cs="Arial"/>
+                <w:color w:val="434343"/>
+                <w:sz w:val="20"/>
+                <w:szCs w:val="20"/>
+              </w:rPr>
+              <w:t>1500Ω</w:t>
+            </w:r>
+          </w:p>
+        </w:tc>
+      </w:tr>
+      <w:tr>
+        <w:trPr>
+          <w:trHeight w:val="315"/>
+        </w:trPr>
+        <w:tc>
+          <w:tcPr>
+            <w:tcW w:w="0" w:type="auto"/>
+            <w:tcBorders>
+              <w:top w:val="single" w:sz="6" w:space="0" w:color="CCCCCC"/>
+              <w:left w:val="single" w:sz="6" w:space="0" w:color="284E3F"/>
+              <w:bottom w:val="single" w:sz="6" w:space="0" w:color="F6F8F9"/>
+              <w:right w:val="single" w:sz="6" w:space="0" w:color="FFFFFF"/>
+            </w:tcBorders>
+            <w:shd w:val="clear" w:color="auto" w:fill="FFFFFF"/>
+            <w:tcMar>
+              <w:top w:w="30" w:type="dxa"/>
+              <w:left w:w="120" w:type="dxa"/>
+              <w:bottom w:w="30" w:type="dxa"/>
+              <w:right w:w="120" w:type="dxa"/>
+            </w:tcMar>
+            <w:vAlign w:val="center"/>
+            <w:hideMark/>
+          </w:tcPr>
+          <w:p>
+            <w:pPr>
+              <w:bidi w:val="0"/>
+              <w:spacing w:after="0" w:line="240" w:lineRule="auto"/>
+              <w:rPr>
+                <w:rFonts w:ascii="Roboto" w:eastAsia="Times New Roman" w:hAnsi="Roboto" w:cs="Arial"/>
+                <w:color w:val="434343"/>
+                <w:sz w:val="20"/>
+                <w:szCs w:val="20"/>
+              </w:rPr>
+            </w:pPr>
+            <w:r>
+              <w:rPr>
+                <w:rFonts w:ascii="Roboto" w:eastAsia="Times New Roman" w:hAnsi="Roboto" w:cs="Arial"/>
+                <w:color w:val="434343"/>
+                <w:sz w:val="20"/>
+                <w:szCs w:val="20"/>
+              </w:rPr>
+              <w:t xml:space="preserve">E− </w:t>
+            </w:r>
+            <w:r>
+              <w:rPr>
+                <w:rFonts w:ascii="Roboto" w:eastAsia="Times New Roman" w:hAnsi="Roboto" w:cs="Arial"/>
+                <w:color w:val="434343"/>
+                <w:sz w:val="20"/>
+                <w:szCs w:val="20"/>
+                <w:rtl/>
+              </w:rPr>
+              <w:t>מול</w:t>
+            </w:r>
+            <w:r>
+              <w:rPr>
+                <w:rFonts w:ascii="Roboto" w:eastAsia="Times New Roman" w:hAnsi="Roboto" w:cs="Arial"/>
+                <w:color w:val="434343"/>
+                <w:sz w:val="20"/>
+                <w:szCs w:val="20"/>
+              </w:rPr>
+              <w:t xml:space="preserve"> A+</w:t>
+            </w:r>
+          </w:p>
+        </w:tc>
+        <w:tc>
+          <w:tcPr>
+            <w:tcW w:w="0" w:type="auto"/>
+            <w:tcBorders>
+              <w:top w:val="single" w:sz="6" w:space="0" w:color="CCCCCC"/>
+              <w:left w:val="single" w:sz="6" w:space="0" w:color="CCCCCC"/>
+              <w:bottom w:val="single" w:sz="6" w:space="0" w:color="F6F8F9"/>
+              <w:right w:val="single" w:sz="6" w:space="0" w:color="284E3F"/>
+            </w:tcBorders>
+            <w:shd w:val="clear" w:color="auto" w:fill="FFFFFF"/>
+            <w:tcMar>
+              <w:top w:w="30" w:type="dxa"/>
+              <w:left w:w="120" w:type="dxa"/>
+              <w:bottom w:w="30" w:type="dxa"/>
+              <w:right w:w="120" w:type="dxa"/>
+            </w:tcMar>
+            <w:vAlign w:val="center"/>
+            <w:hideMark/>
+          </w:tcPr>
+          <w:p>
+            <w:pPr>
+              <w:bidi w:val="0"/>
+              <w:spacing w:after="0" w:line="240" w:lineRule="auto"/>
+              <w:rPr>
+                <w:rFonts w:ascii="Roboto" w:eastAsia="Times New Roman" w:hAnsi="Roboto" w:cs="Arial"/>
+                <w:color w:val="434343"/>
+                <w:sz w:val="20"/>
+                <w:szCs w:val="20"/>
+              </w:rPr>
+            </w:pPr>
+            <w:r>
+              <w:rPr>
+                <w:rFonts w:ascii="Roboto" w:eastAsia="Times New Roman" w:hAnsi="Roboto" w:cs="Arial"/>
+                <w:color w:val="434343"/>
+                <w:sz w:val="20"/>
+                <w:szCs w:val="20"/>
+              </w:rPr>
+              <w:t>1500Ω</w:t>
+            </w:r>
+          </w:p>
+        </w:tc>
+      </w:tr>
+      <w:tr>
+        <w:trPr>
+          <w:trHeight w:val="315"/>
+        </w:trPr>
+        <w:tc>
+          <w:tcPr>
+            <w:tcW w:w="0" w:type="auto"/>
+            <w:tcBorders>
+              <w:top w:val="single" w:sz="6" w:space="0" w:color="CCCCCC"/>
+              <w:left w:val="single" w:sz="6" w:space="0" w:color="284E3F"/>
+              <w:bottom w:val="single" w:sz="6" w:space="0" w:color="284E3F"/>
+              <w:right w:val="single" w:sz="6" w:space="0" w:color="F6F8F9"/>
+            </w:tcBorders>
+            <w:shd w:val="clear" w:color="auto" w:fill="F6F8F9"/>
+            <w:tcMar>
+              <w:top w:w="30" w:type="dxa"/>
+              <w:left w:w="120" w:type="dxa"/>
+              <w:bottom w:w="30" w:type="dxa"/>
+              <w:right w:w="120" w:type="dxa"/>
+            </w:tcMar>
+            <w:vAlign w:val="center"/>
+            <w:hideMark/>
+          </w:tcPr>
+          <w:p>
+            <w:pPr>
+              <w:bidi w:val="0"/>
+              <w:spacing w:after="0" w:line="240" w:lineRule="auto"/>
+              <w:rPr>
+                <w:rFonts w:ascii="Roboto" w:eastAsia="Times New Roman" w:hAnsi="Roboto" w:cs="Arial"/>
+                <w:color w:val="434343"/>
+                <w:sz w:val="20"/>
+                <w:szCs w:val="20"/>
+              </w:rPr>
+            </w:pPr>
+            <w:r>
+              <w:rPr>
+                <w:rFonts w:ascii="Roboto" w:eastAsia="Times New Roman" w:hAnsi="Roboto" w:cs="Arial"/>
+                <w:color w:val="434343"/>
+                <w:sz w:val="20"/>
+                <w:szCs w:val="20"/>
+              </w:rPr>
+              <w:t xml:space="preserve">E− </w:t>
+            </w:r>
+            <w:r>
+              <w:rPr>
+                <w:rFonts w:ascii="Roboto" w:eastAsia="Times New Roman" w:hAnsi="Roboto" w:cs="Arial"/>
+                <w:color w:val="434343"/>
+                <w:sz w:val="20"/>
+                <w:szCs w:val="20"/>
+                <w:rtl/>
+              </w:rPr>
+              <w:t>מול</w:t>
+            </w:r>
+            <w:r>
+              <w:rPr>
+                <w:rFonts w:ascii="Roboto" w:eastAsia="Times New Roman" w:hAnsi="Roboto" w:cs="Arial"/>
+                <w:color w:val="434343"/>
+                <w:sz w:val="20"/>
+                <w:szCs w:val="20"/>
+              </w:rPr>
+              <w:t xml:space="preserve"> A−</w:t>
+            </w:r>
+          </w:p>
+        </w:tc>
+        <w:tc>
+          <w:tcPr>
+            <w:tcW w:w="0" w:type="auto"/>
+            <w:tcBorders>
+              <w:top w:val="single" w:sz="6" w:space="0" w:color="CCCCCC"/>
+              <w:left w:val="single" w:sz="6" w:space="0" w:color="CCCCCC"/>
+              <w:bottom w:val="single" w:sz="6" w:space="0" w:color="284E3F"/>
+              <w:right w:val="single" w:sz="6" w:space="0" w:color="284E3F"/>
+            </w:tcBorders>
+            <w:shd w:val="clear" w:color="auto" w:fill="F6F8F9"/>
+            <w:tcMar>
+              <w:top w:w="30" w:type="dxa"/>
+              <w:left w:w="120" w:type="dxa"/>
+              <w:bottom w:w="30" w:type="dxa"/>
+              <w:right w:w="120" w:type="dxa"/>
+            </w:tcMar>
+            <w:vAlign w:val="center"/>
+            <w:hideMark/>
+          </w:tcPr>
+          <w:p>
+            <w:pPr>
+              <w:bidi w:val="0"/>
+              <w:spacing w:after="0" w:line="240" w:lineRule="auto"/>
+              <w:rPr>
+                <w:rFonts w:ascii="Roboto" w:eastAsia="Times New Roman" w:hAnsi="Roboto" w:cs="Arial"/>
+                <w:color w:val="434343"/>
+                <w:sz w:val="20"/>
+                <w:szCs w:val="20"/>
+              </w:rPr>
+            </w:pPr>
+            <w:r>
+              <w:rPr>
+                <w:rFonts w:ascii="Roboto" w:eastAsia="Times New Roman" w:hAnsi="Roboto" w:cs="Arial"/>
+                <w:color w:val="434343"/>
+                <w:sz w:val="20"/>
+                <w:szCs w:val="20"/>
+              </w:rPr>
+              <w:t>1500Ω</w:t>
+            </w:r>
+          </w:p>
+        </w:tc>
+      </w:tr>
+    </w:tbl>
+    <w:p>
+      <w:pPr>
+        <w:rPr>
+          <w:rtl/>
+        </w:rPr>
+      </w:pPr>
     </w:p>
     <w:p>
+      <w:pPr>
+        <w:rPr>
+          <w:rFonts w:hint="cs"/>
+          <w:rtl/>
+        </w:rPr>
+      </w:pPr>
       <w:r>
         <w:rPr>
           <w:noProof/>
@@ -1425,6 +2223,7 @@
   <w:style w:type="character" w:default="1" w:styleId="DefaultParagraphFont">
     <w:name w:val="Default Paragraph Font"/>
     <w:uiPriority w:val="1"/>
+    <w:semiHidden/>
     <w:unhideWhenUsed/>
   </w:style>
   <w:style w:type="table" w:default="1" w:styleId="TableNormal">
